--- a/tillsyn/A 54692-2024 tillsynsbegäran.docx
+++ b/tillsyn/A 54692-2024 tillsynsbegäran.docx
@@ -377,7 +377,7 @@
     <w:r>
       <w:tab/>
       <w:tab/>
-      <w:t>2026-06-18</w:t>
+      <w:t>2026-06-19</w:t>
       <w:br/>
       <w:br/>
     </w:r>

--- a/tillsyn/A 54692-2024 tillsynsbegäran.docx
+++ b/tillsyn/A 54692-2024 tillsynsbegäran.docx
@@ -377,7 +377,7 @@
     <w:r>
       <w:tab/>
       <w:tab/>
-      <w:t>2026-06-19</w:t>
+      <w:t>2026-06-20</w:t>
       <w:br/>
       <w:br/>
     </w:r>

--- a/tillsyn/A 54692-2024 tillsynsbegäran.docx
+++ b/tillsyn/A 54692-2024 tillsynsbegäran.docx
@@ -12,10 +12,7 @@
     </w:p>
     <w:p>
       <w:r>
-        <w:t>Detta dokument behandlar höga naturvärden i avverkningsanmälan A 54692-2024 i Forshaga kommun som inkom 2024-11-22 och omfattar 1,2 ha.</w:t>
-      </w:r>
-      <w:r>
-        <w:t xml:space="preserve"> I Figur 1 visas fyndplatser för naturvårdsarter i området, som finns registrerade på Artportalen.</w:t>
+        <w:t>Denna tillsynsbegäran behandlar höga naturvärden i avverkningsanmälan A 54692-2024 i Forshaga kommun som inkom 2024-11-22 och omfattar 1,2 ha.</w:t>
       </w:r>
     </w:p>
     <w:p>
@@ -63,7 +60,20 @@
         <w:spacing w:after="240"/>
       </w:pPr>
       <w:r>
-        <w:t>Figur 1. Fyndplatser för naturvårdsarter i och inom 7 meter från avverkningsanmälan (röd linje). Inom parentes anges rödlistekategorier, S för signalarter, Tför typiska arter och fridlysningsparagrafer i artskyddsförordningen.Markörer utan svart kant är placerade på fyndplatsen. Markörer med svart kant är placerade vid sidan av fyndplatsen och har ett svart streck som visar fyndplatsens exakta position. Kartans mittpunktskoordinat är N 6598449, E 410231 i SWEREF 99 TM.</w:t>
+        <w:t>Figur 1. Fyndplatser för naturvårdsarter i och inom 7 meter från avverkningsanmälan. Markörer utan svart kant är placerade på fyndplatsen. Markörer med svart kant är placerade vid sidan av fyndplatsen har ett svart streck som visar fyndplatsens exakta position. Kartans mittpunktskoordinat är N 6598449, E 410231 i SWEREF 99 TM.</w:t>
+      </w:r>
+    </w:p>
+    <w:p>
+      <w:r>
+        <w:t>I och inom 7 meter från avverkningsanmälan finns fynd av 30 naturvårdsarter, varav 17 är rödlistade och 29 är fridlysta: storspov (EN, §4), brushane (VU, §4), gråtrut (VU, §4), stare (VU, §4), tofsvipa (VU, §4), tornseglare (VU, §4), bläsand (NT, §4), drillsnäppa (NT, §4), enkelbeckasin (NT, §4), gulsparv (NT, §4), järnsparv (NT, §4), kricka (NT, §4), rörsångare (NT, §4), skrattmås (NT, §4), svartsnäppa (NT, §4), sädesärla (NT, §4), älg (NT), fiskgjuse (§4), grönsiska (§4), havsörn (§4), kråka (§4), kungsfågel (§4), skogsduva (§4), sävsparv (§4), sångsvan (§4), trana (§4), åkergroda (§4a), kopparödla (§6), skogsödla (§6) och vanlig padda (§6). Se Figur 1.</w:t>
+      </w:r>
+    </w:p>
+    <w:p>
+      <w:pPr>
+        <w:pStyle w:val="Heading1"/>
+      </w:pPr>
+      <w:r>
+        <w:t>Tillsynsbegäran</w:t>
       </w:r>
     </w:p>
     <w:p>
@@ -77,53 +87,27 @@
       </w:r>
     </w:p>
     <w:p>
-      <w:r>
-        <w:t>Nedan beskrivs fynd av naturvårdsarter och fridlysta arter som gjorts i det avverkningsanmälda området. I BILAGA 1 finns artfakta om fridlysta arter.</w:t>
-      </w:r>
-    </w:p>
-    <w:p>
       <w:pPr>
         <w:pStyle w:val="Heading1"/>
       </w:pPr>
       <w:r>
-        <w:t>Naturvårdsarter</w:t>
+        <w:t>Naturvårdsarter och fridlysta arter</w:t>
       </w:r>
     </w:p>
     <w:p>
       <w:r>
-        <w:t>I och inom 7 meter från avverkningsanmälan har följande 30 naturvårdsarter hittats: storspov (EN, §4), brushane (VU, §4), gråtrut (VU, §4), stare (VU, §4), tofsvipa (VU, §4), tornseglare (VU, §4), bläsand (NT, §4), drillsnäppa (NT, §4), enkelbeckasin (NT, §4), gulsparv (NT, §4), järnsparv (NT, §4), kricka (NT, §4), rörsångare (NT, §4), skrattmås (NT, §4), svartsnäppa (NT, §4), sädesärla (NT, §4), älg (NT), fiskgjuse (§4), grönsiska (§4), havsörn (§4), kråka (§4), kungsfågel (§4), skogsduva (§4), sävsparv (§4), sångsvan (§4), trana (§4), åkergroda (§4a), kopparödla (§6), skogsödla (§6) och vanlig padda (§6). Av dessa är 17 rödlistade. För rödlistade arter har rödlistekategorin angivits inom parentes. För fridlysta arter anges även paragrafen i Artskyddsförordningen som arten är fridlyst enligt.</w:t>
+        <w:t>Nedan följer beskrivningar av de naturvårdsarter och fridlysta arter som har sina livsmiljöer och växtplatser i den avverkningsanmälda skogen. Se även ytterligare artfakta i BILAGA 1. De påträffade naturvårdsarterna är ett tydligt kvitto på att det rör sig om en skog med höga naturvärden.</w:t>
       </w:r>
     </w:p>
     <w:p>
       <w:r>
-        <w:t>De påträffade naturvårdsarterna är ett tydligt kvitto på att det rör sig om en skog med höga naturvärden.</w:t>
-      </w:r>
-    </w:p>
-    <w:p>
-      <w:pPr>
-        <w:pStyle w:val="Heading2"/>
-      </w:pPr>
-      <w:r>
-        <w:t>Fridlysta arter</w:t>
-      </w:r>
-    </w:p>
-    <w:p>
-      <w:r>
-        <w:t>Följande fridlysta arter har sina livsmiljöer och växtplatser i den avverkningsanmälda skogen: storspov (EN, §4), brushane (VU, §4), gråtrut (VU, §4), stare (VU, §4), tofsvipa (VU, §4), tornseglare (VU, §4), bläsand (NT, §4), drillsnäppa (NT, §4), enkelbeckasin (NT, §4), gulsparv (NT, §4), järnsparv (NT, §4), kricka (NT, §4), rörsångare (NT, §4), skrattmås (NT, §4), svartsnäppa (NT, §4), sädesärla (NT, §4), fiskgjuse (§4), grönsiska (§4), havsörn (§4), kråka (§4), kungsfågel (§4), skogsduva (§4), sävsparv (§4), sångsvan (§4), trana (§4), åkergroda (§4a), kopparödla (§6), skogsödla (§6) och vanlig padda (§6).</w:t>
-      </w:r>
-    </w:p>
-    <w:p>
-      <w:r>
-        <w:t xml:space="preserve">Observera att medlemsländerna är skyldiga att agera i enlighet med EU:s fågeldirektiv där det uttryckligen står att direktivet gäller för fåglar samt för deras ägg, bon och </w:t>
-      </w:r>
-      <w:r>
         <w:rPr>
           <w:b/>
         </w:rPr>
-        <w:t xml:space="preserve">livsmiljöer </w:t>
+        <w:t>Tornseglare (VU, §4)</w:t>
       </w:r>
       <w:r>
-        <w:t>(artikel 1). Vidare att de åtgärder som vidtas inte får leda till en försämring av den nuvarande situationen beträffande bevarandet av de fågelarter som avses i artikel 1 (artikel 13). Fågeldirektivet är styrande för tillsynsansvariga myndigheters ärendehantering, ställningstaganden och beslutsfattande.</w:t>
+        <w:t xml:space="preserve"> har minskat med 40 (30–50) % under de senaste 24 åren och minskningstakten överstiger gränsvärdet för sårbar (VU). Tornseglaren är en typisk hålhäckare som numera huvudsakligen är knuten till mänsklig bebyggelse. En mindre andel av beståndet häckar i mer ursprungliga miljöer, i första hand i gamla hackspetthål (främst spillkråkehål) och andra typer av håligheter i träd, men även i klippskrevor. I de inre delarna av de två nordligaste länen (Lappland) häckar den huvudsakligen i ren skogsmiljö, framförallt i gammal gles tallskog. För de tornseglare som häckar i träd i Norrlands inland har situationen sannolikt försämrats till följd av minskad mängd hålträd och av stora arealer tät produktionsskog. När arten förekommer i sluten skog handlar det ofta om skyddsvärda skogsmiljöer med äldre tallskog av naturskogskaraktär (SLU Artdatabanken, 2026; Skogsstyrelsen, 2016).</w:t>
       </w:r>
     </w:p>
     <w:p>
@@ -149,27 +133,25 @@
       </w:r>
     </w:p>
     <w:p>
+      <w:pPr>
+        <w:pStyle w:val="Heading1"/>
+      </w:pPr>
+      <w:r>
+        <w:t>EU:s fågeldirektiv</w:t>
+      </w:r>
+    </w:p>
+    <w:p>
+      <w:r>
+        <w:t xml:space="preserve">Europeiska unionens medlemsländer är skyldiga att agera i enlighet med EU:s fågeldirektiv där det uttryckligen står att direktivet gäller för fåglar samt för deras ägg, bon och </w:t>
+      </w:r>
       <w:r>
         <w:rPr>
           <w:b/>
         </w:rPr>
-        <w:t>Tornseglare (VU, §4)</w:t>
+        <w:t xml:space="preserve">livsmiljöer </w:t>
       </w:r>
       <w:r>
-        <w:t xml:space="preserve"> har minskat med 40 (30–50) % under de senaste 24 åren och minskningstakten överstiger gränsvärdet för sårbar (VU). Tornseglaren är en typisk hålhäckare som numera huvudsakligen är knuten till mänsklig bebyggelse. En mindre andel av beståndet häckar i mer ursprungliga miljöer, i första hand i gamla hackspetthål (främst spillkråkehål) och andra typer av håligheter i träd, men även i klippskrevor. I de inre delarna av de två nordligaste länen (Lappland) häckar den huvudsakligen i ren skogsmiljö, framförallt i gammal gles tallskog. För de tornseglare som häckar i träd i Norrlands inland har situationen sannolikt försämrats till följd av minskad mängd hålträd och av stora arealer tät produktionsskog. När arten förekommer i sluten skog handlar det ofta om skyddsvärda skogsmiljöer med äldre tallskog av naturskogskaraktär (SLU Artdatabanken, 2026; Skogsstyrelsen, 2016).</w:t>
-      </w:r>
-    </w:p>
-    <w:p>
-      <w:r>
-        <w:t>I BILAGA 1 finns mer detaljerad information om ekologi samt krav på livsmiljö hos fridlysta arter.</w:t>
-      </w:r>
-    </w:p>
-    <w:p>
-      <w:pPr>
-        <w:pStyle w:val="Heading2"/>
-      </w:pPr>
-      <w:r>
-        <w:t>Övriga naturvårdsarter</w:t>
+        <w:t>(artikel 1). Vidare att de åtgärder som vidtas inte får leda till en försämring av den nuvarande situationen beträffande bevarandet av de fågelarter som avses i artikel 1 (artikel 13). Fågeldirektivet är styrande för tillsynsansvariga myndigheters ärendehantering, ställningstaganden och beslutsfattande.</w:t>
       </w:r>
     </w:p>
     <w:p>
@@ -377,7 +359,7 @@
     <w:r>
       <w:tab/>
       <w:tab/>
-      <w:t>2026-06-20</w:t>
+      <w:t>2026-06-21</w:t>
       <w:br/>
       <w:br/>
     </w:r>

--- a/tillsyn/A 54692-2024 tillsynsbegäran.docx
+++ b/tillsyn/A 54692-2024 tillsynsbegäran.docx
@@ -359,7 +359,7 @@
     <w:r>
       <w:tab/>
       <w:tab/>
-      <w:t>2026-06-21</w:t>
+      <w:t>2026-06-22</w:t>
       <w:br/>
       <w:br/>
     </w:r>

--- a/tillsyn/A 54692-2024 tillsynsbegäran.docx
+++ b/tillsyn/A 54692-2024 tillsynsbegäran.docx
@@ -359,7 +359,7 @@
     <w:r>
       <w:tab/>
       <w:tab/>
-      <w:t>2026-06-22</w:t>
+      <w:t>2026-06-23</w:t>
       <w:br/>
       <w:br/>
     </w:r>

--- a/tillsyn/A 54692-2024 tillsynsbegäran.docx
+++ b/tillsyn/A 54692-2024 tillsynsbegäran.docx
@@ -359,7 +359,7 @@
     <w:r>
       <w:tab/>
       <w:tab/>
-      <w:t>2026-06-23</w:t>
+      <w:t>2026-06-24</w:t>
       <w:br/>
       <w:br/>
     </w:r>

--- a/tillsyn/A 54692-2024 tillsynsbegäran.docx
+++ b/tillsyn/A 54692-2024 tillsynsbegäran.docx
@@ -359,7 +359,7 @@
     <w:r>
       <w:tab/>
       <w:tab/>
-      <w:t>2026-06-24</w:t>
+      <w:t>2026-06-25</w:t>
       <w:br/>
       <w:br/>
     </w:r>

--- a/tillsyn/A 54692-2024 tillsynsbegäran.docx
+++ b/tillsyn/A 54692-2024 tillsynsbegäran.docx
@@ -359,7 +359,7 @@
     <w:r>
       <w:tab/>
       <w:tab/>
-      <w:t>2026-06-25</w:t>
+      <w:t>2026-06-26</w:t>
       <w:br/>
       <w:br/>
     </w:r>

--- a/tillsyn/A 54692-2024 tillsynsbegäran.docx
+++ b/tillsyn/A 54692-2024 tillsynsbegäran.docx
@@ -359,7 +359,7 @@
     <w:r>
       <w:tab/>
       <w:tab/>
-      <w:t>2026-06-26</w:t>
+      <w:t>2026-06-27</w:t>
       <w:br/>
       <w:br/>
     </w:r>

--- a/tillsyn/A 54692-2024 tillsynsbegäran.docx
+++ b/tillsyn/A 54692-2024 tillsynsbegäran.docx
@@ -359,7 +359,7 @@
     <w:r>
       <w:tab/>
       <w:tab/>
-      <w:t>2026-06-27</w:t>
+      <w:t>2026-06-28</w:t>
       <w:br/>
       <w:br/>
     </w:r>

--- a/tillsyn/A 54692-2024 tillsynsbegäran.docx
+++ b/tillsyn/A 54692-2024 tillsynsbegäran.docx
@@ -359,7 +359,7 @@
     <w:r>
       <w:tab/>
       <w:tab/>
-      <w:t>2026-06-28</w:t>
+      <w:t>2026-06-29</w:t>
       <w:br/>
       <w:br/>
     </w:r>

--- a/tillsyn/A 54692-2024 tillsynsbegäran.docx
+++ b/tillsyn/A 54692-2024 tillsynsbegäran.docx
@@ -359,7 +359,7 @@
     <w:r>
       <w:tab/>
       <w:tab/>
-      <w:t>2026-06-29</w:t>
+      <w:t>2026-06-30</w:t>
       <w:br/>
       <w:br/>
     </w:r>

--- a/tillsyn/A 54692-2024 tillsynsbegäran.docx
+++ b/tillsyn/A 54692-2024 tillsynsbegäran.docx
@@ -359,7 +359,7 @@
     <w:r>
       <w:tab/>
       <w:tab/>
-      <w:t>2026-06-30</w:t>
+      <w:t>2026-07-01</w:t>
       <w:br/>
       <w:br/>
     </w:r>

--- a/tillsyn/A 54692-2024 tillsynsbegäran.docx
+++ b/tillsyn/A 54692-2024 tillsynsbegäran.docx
@@ -359,7 +359,7 @@
     <w:r>
       <w:tab/>
       <w:tab/>
-      <w:t>2026-07-01</w:t>
+      <w:t>2026-07-02</w:t>
       <w:br/>
       <w:br/>
     </w:r>

--- a/tillsyn/A 54692-2024 tillsynsbegäran.docx
+++ b/tillsyn/A 54692-2024 tillsynsbegäran.docx
@@ -359,7 +359,7 @@
     <w:r>
       <w:tab/>
       <w:tab/>
-      <w:t>2026-07-13</w:t>
+      <w:t>2026-07-14</w:t>
       <w:br/>
       <w:br/>
     </w:r>

--- a/tillsyn/A 54692-2024 tillsynsbegäran.docx
+++ b/tillsyn/A 54692-2024 tillsynsbegäran.docx
@@ -359,7 +359,7 @@
     <w:r>
       <w:tab/>
       <w:tab/>
-      <w:t>2026-07-14</w:t>
+      <w:t>2026-07-15</w:t>
       <w:br/>
       <w:br/>
     </w:r>

--- a/tillsyn/A 54692-2024 tillsynsbegäran.docx
+++ b/tillsyn/A 54692-2024 tillsynsbegäran.docx
@@ -359,7 +359,7 @@
     <w:r>
       <w:tab/>
       <w:tab/>
-      <w:t>2026-07-15</w:t>
+      <w:t>2026-07-16</w:t>
       <w:br/>
       <w:br/>
     </w:r>

--- a/tillsyn/A 54692-2024 tillsynsbegäran.docx
+++ b/tillsyn/A 54692-2024 tillsynsbegäran.docx
@@ -359,7 +359,7 @@
     <w:r>
       <w:tab/>
       <w:tab/>
-      <w:t>2026-07-16</w:t>
+      <w:t>2026-07-17</w:t>
       <w:br/>
       <w:br/>
     </w:r>

--- a/tillsyn/A 54692-2024 tillsynsbegäran.docx
+++ b/tillsyn/A 54692-2024 tillsynsbegäran.docx
@@ -359,7 +359,7 @@
     <w:r>
       <w:tab/>
       <w:tab/>
-      <w:t>2026-07-17</w:t>
+      <w:t>2026-07-18</w:t>
       <w:br/>
       <w:br/>
     </w:r>

--- a/tillsyn/A 54692-2024 tillsynsbegäran.docx
+++ b/tillsyn/A 54692-2024 tillsynsbegäran.docx
@@ -359,7 +359,7 @@
     <w:r>
       <w:tab/>
       <w:tab/>
-      <w:t>2026-07-18</w:t>
+      <w:t>2026-07-19</w:t>
       <w:br/>
       <w:br/>
     </w:r>

--- a/tillsyn/A 54692-2024 tillsynsbegäran.docx
+++ b/tillsyn/A 54692-2024 tillsynsbegäran.docx
@@ -359,7 +359,7 @@
     <w:r>
       <w:tab/>
       <w:tab/>
-      <w:t>2026-07-19</w:t>
+      <w:t>2026-07-20</w:t>
       <w:br/>
       <w:br/>
     </w:r>

--- a/tillsyn/A 54692-2024 tillsynsbegäran.docx
+++ b/tillsyn/A 54692-2024 tillsynsbegäran.docx
@@ -359,7 +359,7 @@
     <w:r>
       <w:tab/>
       <w:tab/>
-      <w:t>2026-07-20</w:t>
+      <w:t>2026-07-21</w:t>
       <w:br/>
       <w:br/>
     </w:r>

--- a/tillsyn/A 54692-2024 tillsynsbegäran.docx
+++ b/tillsyn/A 54692-2024 tillsynsbegäran.docx
@@ -359,7 +359,7 @@
     <w:r>
       <w:tab/>
       <w:tab/>
-      <w:t>2026-07-21</w:t>
+      <w:t>2026-07-22</w:t>
       <w:br/>
       <w:br/>
     </w:r>

--- a/tillsyn/A 54692-2024 tillsynsbegäran.docx
+++ b/tillsyn/A 54692-2024 tillsynsbegäran.docx
@@ -359,7 +359,7 @@
     <w:r>
       <w:tab/>
       <w:tab/>
-      <w:t>2026-07-22</w:t>
+      <w:t>2026-07-23</w:t>
       <w:br/>
       <w:br/>
     </w:r>

--- a/tillsyn/A 54692-2024 tillsynsbegäran.docx
+++ b/tillsyn/A 54692-2024 tillsynsbegäran.docx
@@ -359,7 +359,7 @@
     <w:r>
       <w:tab/>
       <w:tab/>
-      <w:t>2026-07-23</w:t>
+      <w:t>2026-07-24</w:t>
       <w:br/>
       <w:br/>
     </w:r>

--- a/tillsyn/A 54692-2024 tillsynsbegäran.docx
+++ b/tillsyn/A 54692-2024 tillsynsbegäran.docx
@@ -359,7 +359,7 @@
     <w:r>
       <w:tab/>
       <w:tab/>
-      <w:t>2026-07-24</w:t>
+      <w:t>2026-07-25</w:t>
       <w:br/>
       <w:br/>
     </w:r>

--- a/tillsyn/A 54692-2024 tillsynsbegäran.docx
+++ b/tillsyn/A 54692-2024 tillsynsbegäran.docx
@@ -359,7 +359,7 @@
     <w:r>
       <w:tab/>
       <w:tab/>
-      <w:t>2026-07-25</w:t>
+      <w:t>2026-07-26</w:t>
       <w:br/>
       <w:br/>
     </w:r>

--- a/tillsyn/A 54692-2024 tillsynsbegäran.docx
+++ b/tillsyn/A 54692-2024 tillsynsbegäran.docx
@@ -359,7 +359,7 @@
     <w:r>
       <w:tab/>
       <w:tab/>
-      <w:t>2026-07-26</w:t>
+      <w:t>2026-07-27</w:t>
       <w:br/>
       <w:br/>
     </w:r>

--- a/tillsyn/A 54692-2024 tillsynsbegäran.docx
+++ b/tillsyn/A 54692-2024 tillsynsbegäran.docx
@@ -359,7 +359,7 @@
     <w:r>
       <w:tab/>
       <w:tab/>
-      <w:t>2026-07-27</w:t>
+      <w:t>2026-07-28</w:t>
       <w:br/>
       <w:br/>
     </w:r>

--- a/tillsyn/A 54692-2024 tillsynsbegäran.docx
+++ b/tillsyn/A 54692-2024 tillsynsbegäran.docx
@@ -359,7 +359,7 @@
     <w:r>
       <w:tab/>
       <w:tab/>
-      <w:t>2026-07-28</w:t>
+      <w:t>2026-07-29</w:t>
       <w:br/>
       <w:br/>
     </w:r>

--- a/tillsyn/A 54692-2024 tillsynsbegäran.docx
+++ b/tillsyn/A 54692-2024 tillsynsbegäran.docx
@@ -359,7 +359,7 @@
     <w:r>
       <w:tab/>
       <w:tab/>
-      <w:t>2026-07-29</w:t>
+      <w:t>2026-07-30</w:t>
       <w:br/>
       <w:br/>
     </w:r>

--- a/tillsyn/A 54692-2024 tillsynsbegäran.docx
+++ b/tillsyn/A 54692-2024 tillsynsbegäran.docx
@@ -359,7 +359,7 @@
     <w:r>
       <w:tab/>
       <w:tab/>
-      <w:t>2026-07-30</w:t>
+      <w:t>2026-07-31</w:t>
       <w:br/>
       <w:br/>
     </w:r>

--- a/tillsyn/A 54692-2024 tillsynsbegäran.docx
+++ b/tillsyn/A 54692-2024 tillsynsbegäran.docx
@@ -359,7 +359,7 @@
     <w:r>
       <w:tab/>
       <w:tab/>
-      <w:t>2026-07-31</w:t>
+      <w:t>2026-08-01</w:t>
       <w:br/>
       <w:br/>
     </w:r>

--- a/tillsyn/A 54692-2024 tillsynsbegäran.docx
+++ b/tillsyn/A 54692-2024 tillsynsbegäran.docx
@@ -359,7 +359,7 @@
     <w:r>
       <w:tab/>
       <w:tab/>
-      <w:t>2026-08-01</w:t>
+      <w:t>2026-08-02</w:t>
       <w:br/>
       <w:br/>
     </w:r>

--- a/tillsyn/A 54692-2024 tillsynsbegäran.docx
+++ b/tillsyn/A 54692-2024 tillsynsbegäran.docx
@@ -359,7 +359,7 @@
     <w:r>
       <w:tab/>
       <w:tab/>
-      <w:t>2026-08-02</w:t>
+      <w:t>2026-08-03</w:t>
       <w:br/>
       <w:br/>
     </w:r>

--- a/tillsyn/A 54692-2024 tillsynsbegäran.docx
+++ b/tillsyn/A 54692-2024 tillsynsbegäran.docx
@@ -359,7 +359,7 @@
     <w:r>
       <w:tab/>
       <w:tab/>
-      <w:t>2026-08-03</w:t>
+      <w:t>2026-08-05</w:t>
       <w:br/>
       <w:br/>
     </w:r>

--- a/tillsyn/A 54692-2024 tillsynsbegäran.docx
+++ b/tillsyn/A 54692-2024 tillsynsbegäran.docx
@@ -359,7 +359,7 @@
     <w:r>
       <w:tab/>
       <w:tab/>
-      <w:t>2026-08-05</w:t>
+      <w:t>2026-08-07</w:t>
       <w:br/>
       <w:br/>
     </w:r>

--- a/tillsyn/A 54692-2024 tillsynsbegäran.docx
+++ b/tillsyn/A 54692-2024 tillsynsbegäran.docx
@@ -359,7 +359,7 @@
     <w:r>
       <w:tab/>
       <w:tab/>
-      <w:t>2026-08-07</w:t>
+      <w:t>2026-08-08</w:t>
       <w:br/>
       <w:br/>
     </w:r>

--- a/tillsyn/A 54692-2024 tillsynsbegäran.docx
+++ b/tillsyn/A 54692-2024 tillsynsbegäran.docx
@@ -60,7 +60,7 @@
         <w:spacing w:after="240"/>
       </w:pPr>
       <w:r>
-        <w:t>Figur 1. Fyndplatser för naturvårdsarter i och inom 7 meter från avverkningsanmälan. Markörer utan svart kant är placerade på fyndplatsen. Markörer med svart kant är placerade vid sidan av fyndplatsen har ett svart streck som visar fyndplatsens exakta position. Kartans mittpunktskoordinat är N 6598449, E 410231 i SWEREF 99 TM.</w:t>
+        <w:t>Figur 1. Fyndplatser för naturvårdsarter i och inom 7 meter från avverkningsanmälan. Markörer utan svart kant är placerade på fyndplatsen. Markörer med svart kant är placerade vid sidan av fyndplatsen och har ett svart streck som visar fyndplatsens exakta position. Kartans mittpunktskoordinat är N 6598449, E 410231 i SWEREF 99 TM.</w:t>
       </w:r>
     </w:p>
     <w:p>
@@ -359,7 +359,7 @@
     <w:r>
       <w:tab/>
       <w:tab/>
-      <w:t>2026-08-14</w:t>
+      <w:t>2026-08-15</w:t>
       <w:br/>
       <w:br/>
     </w:r>

--- a/tillsyn/A 54692-2024 tillsynsbegäran.docx
+++ b/tillsyn/A 54692-2024 tillsynsbegäran.docx
@@ -359,7 +359,7 @@
     <w:r>
       <w:tab/>
       <w:tab/>
-      <w:t>2026-08-15</w:t>
+      <w:t>2026-08-16</w:t>
       <w:br/>
       <w:br/>
     </w:r>

--- a/tillsyn/A 54692-2024 tillsynsbegäran.docx
+++ b/tillsyn/A 54692-2024 tillsynsbegäran.docx
@@ -359,7 +359,7 @@
     <w:r>
       <w:tab/>
       <w:tab/>
-      <w:t>2026-08-16</w:t>
+      <w:t>2026-08-17</w:t>
       <w:br/>
       <w:br/>
     </w:r>

--- a/tillsyn/A 54692-2024 tillsynsbegäran.docx
+++ b/tillsyn/A 54692-2024 tillsynsbegäran.docx
@@ -359,7 +359,7 @@
     <w:r>
       <w:tab/>
       <w:tab/>
-      <w:t>2026-08-17</w:t>
+      <w:t>2026-08-18</w:t>
       <w:br/>
       <w:br/>
     </w:r>

--- a/tillsyn/A 54692-2024 tillsynsbegäran.docx
+++ b/tillsyn/A 54692-2024 tillsynsbegäran.docx
@@ -359,7 +359,7 @@
     <w:r>
       <w:tab/>
       <w:tab/>
-      <w:t>2026-08-18</w:t>
+      <w:t>2026-08-19</w:t>
       <w:br/>
       <w:br/>
     </w:r>

--- a/tillsyn/A 54692-2024 tillsynsbegäran.docx
+++ b/tillsyn/A 54692-2024 tillsynsbegäran.docx
@@ -359,7 +359,7 @@
     <w:r>
       <w:tab/>
       <w:tab/>
-      <w:t>2026-08-19</w:t>
+      <w:t>2026-08-20</w:t>
       <w:br/>
       <w:br/>
     </w:r>

--- a/tillsyn/A 54692-2024 tillsynsbegäran.docx
+++ b/tillsyn/A 54692-2024 tillsynsbegäran.docx
@@ -359,7 +359,7 @@
     <w:r>
       <w:tab/>
       <w:tab/>
-      <w:t>2026-08-20</w:t>
+      <w:t>2026-08-21</w:t>
       <w:br/>
       <w:br/>
     </w:r>

--- a/tillsyn/A 54692-2024 tillsynsbegäran.docx
+++ b/tillsyn/A 54692-2024 tillsynsbegäran.docx
@@ -359,7 +359,7 @@
     <w:r>
       <w:tab/>
       <w:tab/>
-      <w:t>2026-08-21</w:t>
+      <w:t>2026-08-22</w:t>
       <w:br/>
       <w:br/>
     </w:r>

--- a/tillsyn/A 54692-2024 tillsynsbegäran.docx
+++ b/tillsyn/A 54692-2024 tillsynsbegäran.docx
@@ -359,7 +359,7 @@
     <w:r>
       <w:tab/>
       <w:tab/>
-      <w:t>2026-08-22</w:t>
+      <w:t>2026-08-23</w:t>
       <w:br/>
       <w:br/>
     </w:r>

--- a/tillsyn/A 54692-2024 tillsynsbegäran.docx
+++ b/tillsyn/A 54692-2024 tillsynsbegäran.docx
@@ -359,7 +359,7 @@
     <w:r>
       <w:tab/>
       <w:tab/>
-      <w:t>2026-08-23</w:t>
+      <w:t>2026-08-24</w:t>
       <w:br/>
       <w:br/>
     </w:r>

--- a/tillsyn/A 54692-2024 tillsynsbegäran.docx
+++ b/tillsyn/A 54692-2024 tillsynsbegäran.docx
@@ -359,7 +359,7 @@
     <w:r>
       <w:tab/>
       <w:tab/>
-      <w:t>2026-08-24</w:t>
+      <w:t>2026-08-25</w:t>
       <w:br/>
       <w:br/>
     </w:r>

--- a/tillsyn/A 54692-2024 tillsynsbegäran.docx
+++ b/tillsyn/A 54692-2024 tillsynsbegäran.docx
@@ -359,7 +359,7 @@
     <w:r>
       <w:tab/>
       <w:tab/>
-      <w:t>2026-08-25</w:t>
+      <w:t>2026-08-26</w:t>
       <w:br/>
       <w:br/>
     </w:r>

--- a/tillsyn/A 54692-2024 tillsynsbegäran.docx
+++ b/tillsyn/A 54692-2024 tillsynsbegäran.docx
@@ -359,7 +359,7 @@
     <w:r>
       <w:tab/>
       <w:tab/>
-      <w:t>2026-08-26</w:t>
+      <w:t>2026-08-27</w:t>
       <w:br/>
       <w:br/>
     </w:r>

--- a/tillsyn/A 54692-2024 tillsynsbegäran.docx
+++ b/tillsyn/A 54692-2024 tillsynsbegäran.docx
@@ -359,7 +359,7 @@
     <w:r>
       <w:tab/>
       <w:tab/>
-      <w:t>2026-08-27</w:t>
+      <w:t>2026-08-28</w:t>
       <w:br/>
       <w:br/>
     </w:r>

--- a/tillsyn/A 54692-2024 tillsynsbegäran.docx
+++ b/tillsyn/A 54692-2024 tillsynsbegäran.docx
@@ -359,7 +359,7 @@
     <w:r>
       <w:tab/>
       <w:tab/>
-      <w:t>2026-08-28</w:t>
+      <w:t>2026-08-29</w:t>
       <w:br/>
       <w:br/>
     </w:r>

--- a/tillsyn/A 54692-2024 tillsynsbegäran.docx
+++ b/tillsyn/A 54692-2024 tillsynsbegäran.docx
@@ -359,7 +359,7 @@
     <w:r>
       <w:tab/>
       <w:tab/>
-      <w:t>2026-08-29</w:t>
+      <w:t>2026-08-31</w:t>
       <w:br/>
       <w:br/>
     </w:r>

--- a/tillsyn/A 54692-2024 tillsynsbegäran.docx
+++ b/tillsyn/A 54692-2024 tillsynsbegäran.docx
@@ -359,7 +359,7 @@
     <w:r>
       <w:tab/>
       <w:tab/>
-      <w:t>2026-08-31</w:t>
+      <w:t>2026-09-01</w:t>
       <w:br/>
       <w:br/>
     </w:r>

--- a/tillsyn/A 54692-2024 tillsynsbegäran.docx
+++ b/tillsyn/A 54692-2024 tillsynsbegäran.docx
@@ -359,7 +359,7 @@
     <w:r>
       <w:tab/>
       <w:tab/>
-      <w:t>2026-09-01</w:t>
+      <w:t>2026-09-02</w:t>
       <w:br/>
       <w:br/>
     </w:r>

--- a/tillsyn/A 54692-2024 tillsynsbegäran.docx
+++ b/tillsyn/A 54692-2024 tillsynsbegäran.docx
@@ -359,7 +359,7 @@
     <w:r>
       <w:tab/>
       <w:tab/>
-      <w:t>2026-09-02</w:t>
+      <w:t>2026-09-03</w:t>
       <w:br/>
       <w:br/>
     </w:r>

--- a/tillsyn/A 54692-2024 tillsynsbegäran.docx
+++ b/tillsyn/A 54692-2024 tillsynsbegäran.docx
@@ -359,7 +359,7 @@
     <w:r>
       <w:tab/>
       <w:tab/>
-      <w:t>2026-09-03</w:t>
+      <w:t>2026-09-04</w:t>
       <w:br/>
       <w:br/>
     </w:r>

--- a/tillsyn/A 54692-2024 tillsynsbegäran.docx
+++ b/tillsyn/A 54692-2024 tillsynsbegäran.docx
@@ -359,7 +359,7 @@
     <w:r>
       <w:tab/>
       <w:tab/>
-      <w:t>2026-09-04</w:t>
+      <w:t>2026-09-05</w:t>
       <w:br/>
       <w:br/>
     </w:r>

--- a/tillsyn/A 54692-2024 tillsynsbegäran.docx
+++ b/tillsyn/A 54692-2024 tillsynsbegäran.docx
@@ -359,7 +359,7 @@
     <w:r>
       <w:tab/>
       <w:tab/>
-      <w:t>2026-09-05</w:t>
+      <w:t>2026-09-06</w:t>
       <w:br/>
       <w:br/>
     </w:r>

--- a/tillsyn/A 54692-2024 tillsynsbegäran.docx
+++ b/tillsyn/A 54692-2024 tillsynsbegäran.docx
@@ -359,7 +359,7 @@
     <w:r>
       <w:tab/>
       <w:tab/>
-      <w:t>2026-09-06</w:t>
+      <w:t>2026-09-07</w:t>
       <w:br/>
       <w:br/>
     </w:r>

--- a/tillsyn/A 54692-2024 tillsynsbegäran.docx
+++ b/tillsyn/A 54692-2024 tillsynsbegäran.docx
@@ -359,7 +359,7 @@
     <w:r>
       <w:tab/>
       <w:tab/>
-      <w:t>2026-09-07</w:t>
+      <w:t>2026-09-08</w:t>
       <w:br/>
       <w:br/>
     </w:r>

--- a/tillsyn/A 54692-2024 tillsynsbegäran.docx
+++ b/tillsyn/A 54692-2024 tillsynsbegäran.docx
@@ -359,7 +359,7 @@
     <w:r>
       <w:tab/>
       <w:tab/>
-      <w:t>2026-09-08</w:t>
+      <w:t>2026-09-09</w:t>
       <w:br/>
       <w:br/>
     </w:r>

--- a/tillsyn/A 54692-2024 tillsynsbegäran.docx
+++ b/tillsyn/A 54692-2024 tillsynsbegäran.docx
@@ -359,7 +359,7 @@
     <w:r>
       <w:tab/>
       <w:tab/>
-      <w:t>2026-09-09</w:t>
+      <w:t>2026-09-10</w:t>
       <w:br/>
       <w:br/>
     </w:r>

--- a/tillsyn/A 54692-2024 tillsynsbegäran.docx
+++ b/tillsyn/A 54692-2024 tillsynsbegäran.docx
@@ -359,7 +359,7 @@
     <w:r>
       <w:tab/>
       <w:tab/>
-      <w:t>2026-09-10</w:t>
+      <w:t>2026-09-11</w:t>
       <w:br/>
       <w:br/>
     </w:r>

--- a/tillsyn/A 54692-2024 tillsynsbegäran.docx
+++ b/tillsyn/A 54692-2024 tillsynsbegäran.docx
@@ -359,7 +359,7 @@
     <w:r>
       <w:tab/>
       <w:tab/>
-      <w:t>2026-09-11</w:t>
+      <w:t>2026-09-12</w:t>
       <w:br/>
       <w:br/>
     </w:r>

--- a/tillsyn/A 54692-2024 tillsynsbegäran.docx
+++ b/tillsyn/A 54692-2024 tillsynsbegäran.docx
@@ -359,7 +359,7 @@
     <w:r>
       <w:tab/>
       <w:tab/>
-      <w:t>2026-09-12</w:t>
+      <w:t>2026-09-13</w:t>
       <w:br/>
       <w:br/>
     </w:r>
